--- a/VCF-Offline-Depot-Roadmap.docx
+++ b/VCF-Offline-Depot-Roadmap.docx
@@ -29,7 +29,7 @@
         <w:rPr>
           <w:color w:val="000000"/>
         </w:rPr>
-        <w:t>Release baseline: 1.0.0 GA OVA | Build 2026-09-03.1</w:t>
+        <w:t>Release baseline: 1.1.0 OVA | Build 2026-09-07.1</w:t>
       </w:r>
     </w:p>
     <w:p>
@@ -37,7 +37,7 @@
         <w:rPr>
           <w:color w:val="000000"/>
         </w:rPr>
-        <w:t>Revision: 3.6</w:t>
+        <w:t>Revision: 3.7</w:t>
       </w:r>
     </w:p>
     <w:p>
@@ -45,7 +45,7 @@
         <w:rPr>
           <w:color w:val="000000"/>
         </w:rPr>
-        <w:t>Date: 3 September 2026</w:t>
+        <w:t>Date: 7 September 2026</w:t>
       </w:r>
     </w:p>
     <w:p>
@@ -69,7 +69,7 @@
         <w:rPr>
           <w:color w:val="000000"/>
         </w:rPr>
-        <w:t>Post-release roadmap (not a 1.0 GA blocker)</w:t>
+        <w:t>Post release roadmap</w:t>
       </w:r>
     </w:p>
     <w:p>
@@ -99,6 +99,32 @@
         <w:t>Pass: Each manager is identified correctly, accepts the depot settings and CA chain, retains authentication, and retrieves content with a selected depot account.</w:t>
       </w:r>
     </w:p>
+    <w:p>
+      <w:r/>
+    </w:p>
+    <w:p>
+      <w:pPr>
+        <w:pStyle w:val="Heading1"/>
+      </w:pPr>
+      <w:r>
+        <w:t>Version 1 1 0 delivery update</w:t>
+      </w:r>
+    </w:p>
+    <w:p>
+      <w:r>
+        <w:t>7 September 2026 | Roadmap revision 3.7 | Distribution build 2026-09-07.1</w:t>
+      </w:r>
+    </w:p>
+    <w:p>
+      <w:r>
+        <w:t>Version 1.1.0 delivers the permanent Depot Management page and access to Download Tool, Depot Accounts, and HTTPS Certificate maintenance after setup. It also corrects bootable ESX ISO acquisition and verifies the expected file before download completion. Header naming and maintenance return buttons are now consistent.</w:t>
+      </w:r>
+    </w:p>
+    <w:p>
+      <w:r>
+        <w:t>The navigation portion of review recommendation R2 is delivered. Credential rotation, certificate renewal, and representative VCF Installer retrieval should still be validated for each customer environment. Other review recommendations remain planned; this release does not claim that R1, R3, or the later reliability recommendations are implemented.</w:t>
+      </w:r>
+    </w:p>
     <w:sectPr>
       <w:headerReference w:type="default" r:id="rId9"/>
       <w:footerReference w:type="default" r:id="rId10"/>
@@ -124,7 +150,7 @@
       <w:rPr>
         <w:color w:val="000000"/>
       </w:rPr>
-      <w:t xml:space="preserve">Revision 3.6  |  3 September 2026  |  </w:t>
+      <w:t xml:space="preserve">Revision 3.7  |  7 September 2026  |  </w:t>
     </w:r>
     <w:fldSimple w:instr="PAGE"/>
   </w:p>
@@ -977,9 +1003,6 @@
     <w:pPr>
       <w:keepLines/>
       <w:widowControl/>
-      <w:pBdr>
-        <w:bottom w:val="single" w:sz="8" w:space="4" w:color="000000"/>
-      </w:pBdr>
       <w:spacing w:after="160" w:line="264" w:lineRule="auto" w:before="0"/>
       <w:contextualSpacing/>
     </w:pPr>
